--- a/ky/wisdom-stories/architect-sinan-dies-in-a-house-without-water.docx
+++ b/ky/wisdom-stories/architect-sinan-dies-in-a-house-without-water.docx
@@ -20,7 +20,7 @@
           <w:sz w:val="34"/>
           <w:lang w:val="ky-KG"/>
         </w:rPr>
-        <w:t>Стамбулду сууга бөлөгөн архитектор Синан суусуз үйдө каза болду</w:t>
+        <w:t>Стамбулга суу жеткирген архитектор Синан суусуз үйдө каза болду</w:t>
       </w:r>
       <w:bookmarkEnd w:id="10004"/>
     </w:p>
@@ -39,7 +39,7 @@
           <w:sz w:val="22"/>
           <w:lang w:val="ky-KG"/>
         </w:rPr>
-        <w:t>Султан Сулейман Канунинин тушунда калкы тездик менен көбөйгөн Стамбулда суу катуу тартыш эле. Бул түйшүктү чечүү улуу архитектор Синанга (1489–1588) жүктөлдү.</w:t>
+        <w:t>Султан Сулейман Канунинин тушунда калкы тездик менен көбөйгөн Стамбулда суу катуу тартыш эле. Бул түйшүктү чечүү улуу архитектор Кожа Синанга (1489–1588) жүктөлдү.</w:t>
       </w:r>
     </w:p>
     <w:p>
@@ -129,7 +129,7 @@
           <w:sz w:val="22"/>
           <w:lang w:val="ky-KG"/>
         </w:rPr>
-        <w:t>— Стамбулга суу жеткирсе болот. Бирок ага эбегейсиз каражат керек: алтын толгон каптарды учма-уч тизүүгө туура келет.</w:t>
+        <w:t>— Стамбулга суу жеткирсе болот. Бирок ага эбегейсиз каражат керек: буга сан жеткис алтын кап керек болот.</w:t>
       </w:r>
     </w:p>
     <w:p>
@@ -165,7 +165,7 @@
           <w:sz w:val="22"/>
           <w:lang w:val="ky-KG"/>
         </w:rPr>
-        <w:t>— Сен болгону мунун мүмкүн экенин айт. Керек болсо каптарды учма-уч эмес, катар-катар тизем.</w:t>
+        <w:t>— Сен болгону мунун мүмкүн экенин айт. Канча алтын талап кылынса, ошончосун берем.</w:t>
       </w:r>
     </w:p>
     <w:p>
@@ -333,7 +333,7 @@
           <w:sz w:val="22"/>
           <w:lang w:val="ky-KG"/>
         </w:rPr>
-        <w:t xml:space="preserve">Сабак: </w:t>
+        <w:t>Сабак: Дүнүйөгө, атак-даңкка, адамдардын берилгендигине ашыкча таянба. Чыныгы кызмат жеке пайданы көздөбөй, ак деп билгениң жолдо эмгектенүү.</w:t>
       </w:r>
       <w:r>
         <w:rPr>
@@ -342,7 +342,6 @@
           <w:sz w:val="22"/>
           <w:lang w:val="ky-KG"/>
         </w:rPr>
-        <w:t>Дүнүйөгө, атак-даңкка, адамдардын убадасына ашыкча таянба. Элге кызмат кылсаң, жеке пайдаңды көздөбөй, ак ниетиң менен кыл.</w:t>
       </w:r>
     </w:p>
     <w:p>
@@ -362,7 +361,7 @@
           <w:sz w:val="18"/>
           <w:lang w:val="ky-KG"/>
         </w:rPr>
-        <w:t>Окуя ачык интернет булактарынан алынды.</w:t>
+        <w:t>Аңгемелер ачык интернет булактарынан алынган, иллюстрациялар болсо ЖИ менен түзүлгөн.</w:t>
       </w:r>
     </w:p>
     <w:sectPr>
